--- a/Dataset/generated_documents/maintenance/MNT_EVT-038.docx
+++ b/Dataset/generated_documents/maintenance/MNT_EVT-038.docx
@@ -77,7 +77,7 @@
           </w:tcPr>
           <w:p>
             <w:r>
-              <w:t>44AFC83F</w:t>
+              <w:t>0B882498</w:t>
             </w:r>
           </w:p>
         </w:tc>
@@ -209,7 +209,7 @@
           </w:tcPr>
           <w:p>
             <w:r>
-              <w:t>14-Jul-2026 20:10</w:t>
+              <w:t>15-Jul-2026 13:05</w:t>
             </w:r>
           </w:p>
         </w:tc>
@@ -705,7 +705,7 @@
     </w:p>
     <w:p>
       <w:r>
-        <w:t>Preventive maintenance interval should be reduced.</w:t>
+        <w:t>Recommend vibration monitoring during next inspection.</w:t>
       </w:r>
     </w:p>
     <w:p>
@@ -718,7 +718,7 @@
     </w:p>
     <w:p>
       <w:r>
-        <w:t>Equipment was electrically isolated before repair.</w:t>
+        <w:t>All PPE requirements were complied with.</w:t>
       </w:r>
     </w:p>
     <w:p>
@@ -731,7 +731,7 @@
     </w:p>
     <w:p>
       <w:r>
-        <w:t>Grease Gun</w:t>
+        <w:t>Dial Gauge</w:t>
       </w:r>
     </w:p>
     <w:p>
@@ -1196,7 +1196,7 @@
     </w:p>
     <w:p>
       <w:r>
-        <w:t>Perform vibration analysis after one week.</w:t>
+        <w:t>Continue weekly inspection.</w:t>
       </w:r>
     </w:p>
     <w:p/>
